--- a/Volume 1/Chapter 09 - Memory Management/SPA_Vol1_Ch9_Lesson9_5_Smart_Pointers.docx
+++ b/Volume 1/Chapter 09 - Memory Management/SPA_Vol1_Ch9_Lesson9_5_Smart_Pointers.docx
@@ -453,7 +453,11 @@
         <w:pStyle w:val="ListBullet"/>
       </w:pPr>
       <w:r>
-        <w:t>The Production-Minded C++ program also prints Local pointer after the move: empty and the owner counts, Owners: 2 and Owners: 1, and C# prints Registry closed from Dispose, to show C#'s cleanup form running at the end of its scope. These are the only other differences: only C++ counts owners and moves them, and only the C# registry is written as a disposable resource (Go's defer, Python's with, and TypeScript's try ... finally are named in their What to Notice).</w:t>
+        <w:t xml:space="preserve">The Production-Minded C++ program also prints Local pointer after the move: empty and the owner counts, Owners: 2 and Owners: 1, and C# prints Registry closed from Dispose, to show C#'s cleanup form running at the end of its scope. These are the only other differences: only C++ counts owners and moves </w:t>
+      </w:r>
+      <w:r>
+        <w:lastRenderedPageBreak/>
+        <w:t>them, and only the C# registry is written as a disposable resource (Go's defer, Python's with, and TypeScript's try ... finally are named in their What to Notice).</w:t>
       </w:r>
     </w:p>
     <w:p>
@@ -4606,23 +4610,23 @@
         <w:pStyle w:val="SourceCode"/>
       </w:pPr>
       <w:r>
-        <w:t xml:space="preserve">    // std::move also hands ownership from one unique_ptr to another:</w:t>
-      </w:r>
-    </w:p>
-    <w:p>
-      <w:pPr>
-        <w:pStyle w:val="SourceCode"/>
-      </w:pPr>
-      <w:r>
-        <w:t xml:space="preserve">    // config becomes the one owner, and loaded is left empty. There is</w:t>
-      </w:r>
-    </w:p>
-    <w:p>
-      <w:pPr>
-        <w:pStyle w:val="SourceCode"/>
-      </w:pPr>
-      <w:r>
-        <w:t xml:space="preserve">    // still exactly one owner.</w:t>
+        <w:t xml:space="preserve">    // A unique_ptr cannot be copied: two owners would both delete the</w:t>
+      </w:r>
+    </w:p>
+    <w:p>
+      <w:pPr>
+        <w:pStyle w:val="SourceCode"/>
+      </w:pPr>
+      <w:r>
+        <w:t xml:space="preserve">    // config. loadConfig's result was handed to loaded by itself; a named</w:t>
+      </w:r>
+    </w:p>
+    <w:p>
+      <w:pPr>
+        <w:pStyle w:val="SourceCode"/>
+      </w:pPr>
+      <w:r>
+        <w:t xml:space="preserve">    // one needs std::move, which makes config the owner and empties loaded.</w:t>
       </w:r>
     </w:p>
     <w:p>
@@ -4643,39 +4647,39 @@
         <w:pStyle w:val="SourceCode"/>
       </w:pPr>
       <w:r>
-        <w:t xml:space="preserve">    // A unique_ptr cannot be copied: two owners would both delete the</w:t>
-      </w:r>
-    </w:p>
-    <w:p>
-      <w:pPr>
-        <w:pStyle w:val="SourceCode"/>
-      </w:pPr>
-      <w:r>
-        <w:t xml:space="preserve">    // config. std::move(config) hands its ownership over instead. Here the</w:t>
-      </w:r>
-    </w:p>
-    <w:p>
-      <w:pPr>
-        <w:pStyle w:val="SourceCode"/>
-      </w:pPr>
-      <w:r>
-        <w:t xml:space="preserve">    // registry's shared_ptr takes it, and config is left empty (nullptr).</w:t>
-      </w:r>
-    </w:p>
-    <w:p>
-      <w:pPr>
-        <w:pStyle w:val="SourceCode"/>
-      </w:pPr>
-      <w:r>
-        <w:t xml:space="preserve">    // A unique_ptr can always be handed to a shared_ptr this way, which is</w:t>
-      </w:r>
-    </w:p>
-    <w:p>
-      <w:pPr>
-        <w:pStyle w:val="SourceCode"/>
-      </w:pPr>
-      <w:r>
-        <w:t xml:space="preserve">    // why loadConfig returns the simpler unique_ptr.</w:t>
+        <w:t xml:space="preserve">    // std::move(config) hands the ownership on again: here the registry's</w:t>
+      </w:r>
+    </w:p>
+    <w:p>
+      <w:pPr>
+        <w:pStyle w:val="SourceCode"/>
+      </w:pPr>
+      <w:r>
+        <w:t xml:space="preserve">    // shared_ptr takes it, and config is left empty (nullptr). A unique_ptr</w:t>
+      </w:r>
+    </w:p>
+    <w:p>
+      <w:pPr>
+        <w:pStyle w:val="SourceCode"/>
+      </w:pPr>
+      <w:r>
+        <w:t xml:space="preserve">    // can always be handed to a shared_ptr this way, but a shared_ptr can</w:t>
+      </w:r>
+    </w:p>
+    <w:p>
+      <w:pPr>
+        <w:pStyle w:val="SourceCode"/>
+      </w:pPr>
+      <w:r>
+        <w:t xml:space="preserve">    // never become a unique_ptr again, which is why loadConfig returns the</w:t>
+      </w:r>
+    </w:p>
+    <w:p>
+      <w:pPr>
+        <w:pStyle w:val="SourceCode"/>
+      </w:pPr>
+      <w:r>
+        <w:t xml:space="preserve">    // simpler unique_ptr: each caller picks the kind of owner it needs.</w:t>
       </w:r>
     </w:p>
     <w:p>
@@ -13614,31 +13618,31 @@
       </w:rPr>
     </w:lvl>
   </w:abstractNum>
-  <w:num w:numId="1" w16cid:durableId="1365867701">
+  <w:num w:numId="1" w16cid:durableId="2052461588">
     <w:abstractNumId w:val="8"/>
   </w:num>
-  <w:num w:numId="2" w16cid:durableId="737167121">
+  <w:num w:numId="2" w16cid:durableId="576015186">
     <w:abstractNumId w:val="6"/>
   </w:num>
-  <w:num w:numId="3" w16cid:durableId="861361248">
+  <w:num w:numId="3" w16cid:durableId="1404520463">
     <w:abstractNumId w:val="5"/>
   </w:num>
-  <w:num w:numId="4" w16cid:durableId="1177619712">
+  <w:num w:numId="4" w16cid:durableId="829062056">
     <w:abstractNumId w:val="4"/>
   </w:num>
-  <w:num w:numId="5" w16cid:durableId="1481119608">
+  <w:num w:numId="5" w16cid:durableId="501362124">
     <w:abstractNumId w:val="7"/>
   </w:num>
-  <w:num w:numId="6" w16cid:durableId="76556904">
+  <w:num w:numId="6" w16cid:durableId="1812672381">
     <w:abstractNumId w:val="3"/>
   </w:num>
-  <w:num w:numId="7" w16cid:durableId="487523894">
+  <w:num w:numId="7" w16cid:durableId="878250119">
     <w:abstractNumId w:val="2"/>
   </w:num>
-  <w:num w:numId="8" w16cid:durableId="1538812063">
+  <w:num w:numId="8" w16cid:durableId="1465734324">
     <w:abstractNumId w:val="1"/>
   </w:num>
-  <w:num w:numId="9" w16cid:durableId="1739085928">
+  <w:num w:numId="9" w16cid:durableId="1411997075">
     <w:abstractNumId w:val="0"/>
   </w:num>
 </w:numbering>
